--- a/docs/msa3_member_guides/2_Badal_Surge/B3_Guide_Surge_Badal.docx
+++ b/docs/msa3_member_guides/2_Badal_Surge/B3_Guide_Surge_Badal.docx
@@ -224,6 +224,92 @@
           <w:color w:val="1F2933"/>
           <w:sz w:val="22"/>
         </w:rPr>
+        <w:t xml:space="preserve">Check your versions: </w:t>
+      </w:r>
+      <w:r>
+        <w:rPr>
+          <w:rFonts w:ascii="Calibri" w:hAnsi="Calibri" w:cs="Calibri" w:eastAsia="Calibri"/>
+          <w:b/>
+          <w:i w:val="0"/>
+          <w:color w:val="1F2933"/>
+          <w:sz w:val="22"/>
+        </w:rPr>
+        <w:t>SUMO 1.27.1</w:t>
+      </w:r>
+      <w:r>
+        <w:rPr>
+          <w:rFonts w:ascii="Calibri" w:hAnsi="Calibri" w:cs="Calibri" w:eastAsia="Calibri"/>
+          <w:b w:val="0"/>
+          <w:i w:val="0"/>
+          <w:color w:val="1F2933"/>
+          <w:sz w:val="22"/>
+        </w:rPr>
+        <w:t xml:space="preserve"> (</w:t>
+      </w:r>
+      <w:r>
+        <w:rPr>
+          <w:rFonts w:ascii="Consolas" w:hAnsi="Consolas" w:cs="Consolas" w:eastAsia="Consolas"/>
+          <w:b w:val="0"/>
+          <w:i w:val="0"/>
+          <w:color w:val="2E4B73"/>
+          <w:sz w:val="19"/>
+        </w:rPr>
+        <w:t>sumo --version</w:t>
+      </w:r>
+      <w:r>
+        <w:rPr>
+          <w:rFonts w:ascii="Calibri" w:hAnsi="Calibri" w:cs="Calibri" w:eastAsia="Calibri"/>
+          <w:b w:val="0"/>
+          <w:i w:val="0"/>
+          <w:color w:val="1F2933"/>
+          <w:sz w:val="22"/>
+        </w:rPr>
+        <w:t xml:space="preserve">), </w:t>
+      </w:r>
+      <w:r>
+        <w:rPr>
+          <w:rFonts w:ascii="Calibri" w:hAnsi="Calibri" w:cs="Calibri" w:eastAsia="Calibri"/>
+          <w:b/>
+          <w:i w:val="0"/>
+          <w:color w:val="1F2933"/>
+          <w:sz w:val="22"/>
+        </w:rPr>
+        <w:t>Python 3.12</w:t>
+      </w:r>
+      <w:r>
+        <w:rPr>
+          <w:rFonts w:ascii="Calibri" w:hAnsi="Calibri" w:cs="Calibri" w:eastAsia="Calibri"/>
+          <w:b w:val="0"/>
+          <w:i w:val="0"/>
+          <w:color w:val="1F2933"/>
+          <w:sz w:val="22"/>
+        </w:rPr>
+        <w:t>, numpy 1.17 or newer. A different SUMO version gives slightly different numbers, so the check below would fail for the wrong reason.</w:t>
+      </w:r>
+    </w:p>
+    <w:p>
+      <w:pPr>
+        <w:spacing w:after="60" w:line="264" w:lineRule="auto"/>
+        <w:ind w:left="461" w:hanging="288"/>
+      </w:pPr>
+      <w:r>
+        <w:rPr>
+          <w:rFonts w:ascii="Calibri" w:hAnsi="Calibri" w:cs="Calibri" w:eastAsia="Calibri"/>
+          <w:b/>
+          <w:i w:val="0"/>
+          <w:color w:val="1F3B63"/>
+          <w:sz w:val="22"/>
+        </w:rPr>
+        <w:t xml:space="preserve">2.  </w:t>
+      </w:r>
+      <w:r>
+        <w:rPr>
+          <w:rFonts w:ascii="Calibri" w:hAnsi="Calibri" w:cs="Calibri" w:eastAsia="Calibri"/>
+          <w:b w:val="0"/>
+          <w:i w:val="0"/>
+          <w:color w:val="1F2933"/>
+          <w:sz w:val="22"/>
+        </w:rPr>
         <w:t xml:space="preserve">Copy the folder </w:t>
       </w:r>
       <w:r>
@@ -260,7 +346,7 @@
           <w:color w:val="1F3B63"/>
           <w:sz w:val="22"/>
         </w:rPr>
-        <w:t xml:space="preserve">2.  </w:t>
+        <w:t xml:space="preserve">3.  </w:t>
       </w:r>
       <w:r>
         <w:rPr>
@@ -326,7 +412,7 @@
           <w:color w:val="1F3B63"/>
           <w:sz w:val="22"/>
         </w:rPr>
-        <w:t xml:space="preserve">3.  </w:t>
+        <w:t xml:space="preserve">4.  </w:t>
       </w:r>
       <w:r>
         <w:rPr>
@@ -430,7 +516,7 @@
           <w:color w:val="1F2933"/>
           <w:sz w:val="21"/>
         </w:rPr>
-        <w:t xml:space="preserve"> 353.8 / 352.5 / 348.1. If not, your copy is not the shared build. Stop and tell Jared.</w:t>
+        <w:t xml:space="preserve"> 353.8 / 352.5 / 348.1 (within 0.001 for CV and 0.1 s for wait). If not, first check that you have SUMO 1.27.1; if you do, your copy is not the shared build. Stop and tell Jared.</w:t>
       </w:r>
     </w:p>
     <w:p>
@@ -1243,7 +1329,7 @@
           <w:color w:val="1F2933"/>
           <w:sz w:val="22"/>
         </w:rPr>
-        <w:t xml:space="preserve">Pick 3 different stops at random from s1 to s14, using </w:t>
+        <w:t xml:space="preserve">Pick 3 different stops at random from s1 to s14 with </w:t>
       </w:r>
       <w:r>
         <w:rPr>
@@ -1263,7 +1349,47 @@
           <w:color w:val="1F2933"/>
           <w:sz w:val="22"/>
         </w:rPr>
-        <w:t xml:space="preserve"> (draw them AFTER f, always in the same order).</w:t>
+        <w:t xml:space="preserve">. Part B runs have no f, so the stops are the </w:t>
+      </w:r>
+      <w:r>
+        <w:rPr>
+          <w:rFonts w:ascii="Calibri" w:hAnsi="Calibri" w:cs="Calibri" w:eastAsia="Calibri"/>
+          <w:b/>
+          <w:i w:val="0"/>
+          <w:color w:val="1F2933"/>
+          <w:sz w:val="22"/>
+        </w:rPr>
+        <w:t>first</w:t>
+      </w:r>
+      <w:r>
+        <w:rPr>
+          <w:rFonts w:ascii="Calibri" w:hAnsi="Calibri" w:cs="Calibri" w:eastAsia="Calibri"/>
+          <w:b w:val="0"/>
+          <w:i w:val="0"/>
+          <w:color w:val="1F2933"/>
+          <w:sz w:val="22"/>
+        </w:rPr>
+        <w:t xml:space="preserve"> draw from that stream: </w:t>
+      </w:r>
+      <w:r>
+        <w:rPr>
+          <w:rFonts w:ascii="Consolas" w:hAnsi="Consolas" w:cs="Consolas" w:eastAsia="Consolas"/>
+          <w:b w:val="0"/>
+          <w:i w:val="0"/>
+          <w:color w:val="2E4B73"/>
+          <w:sz w:val="19"/>
+        </w:rPr>
+        <w:t>rng.choice(range(1, 15), size=3, replace=False)</w:t>
+      </w:r>
+      <w:r>
+        <w:rPr>
+          <w:rFonts w:ascii="Calibri" w:hAnsi="Calibri" w:cs="Calibri" w:eastAsia="Calibri"/>
+          <w:b w:val="0"/>
+          <w:i w:val="0"/>
+          <w:color w:val="1F2933"/>
+          <w:sz w:val="22"/>
+        </w:rPr>
+        <w:t>.</w:t>
       </w:r>
     </w:p>
     <w:p>
@@ -2488,6 +2614,177 @@
     </w:p>
     <w:p>
       <w:pPr>
+        <w:pStyle w:val="Heading2"/>
+        <w:spacing w:before="220" w:after="30"/>
+      </w:pPr>
+      <w:r>
+        <w:rPr>
+          <w:rFonts w:ascii="Calibri Light" w:hAnsi="Calibri Light" w:cs="Calibri Light" w:eastAsia="Calibri Light"/>
+          <w:b/>
+          <w:i w:val="0"/>
+          <w:color w:val="1F3B63"/>
+          <w:sz w:val="26"/>
+        </w:rPr>
+        <w:t>Also make one time-space diagram (the workplan asks for these)</w:t>
+      </w:r>
+    </w:p>
+    <w:p>
+      <w:pPr>
+        <w:spacing w:after="140" w:line="276" w:lineRule="auto"/>
+      </w:pPr>
+      <w:r>
+        <w:rPr>
+          <w:rFonts w:ascii="Calibri" w:hAnsi="Calibri" w:cs="Calibri" w:eastAsia="Calibri"/>
+          <w:b w:val="0"/>
+          <w:i w:val="0"/>
+          <w:color w:val="1F2933"/>
+          <w:sz w:val="22"/>
+        </w:rPr>
+        <w:t xml:space="preserve">Take your clean check run (the one with known answers) and run it twice: once with NC and once with EH. </w:t>
+      </w:r>
+      <w:r>
+        <w:rPr>
+          <w:rFonts w:ascii="Consolas" w:hAnsi="Consolas" w:cs="Consolas" w:eastAsia="Consolas"/>
+          <w:b w:val="0"/>
+          <w:i w:val="0"/>
+          <w:color w:val="2E4B73"/>
+          <w:sz w:val="19"/>
+        </w:rPr>
+        <w:t>simulate()</w:t>
+      </w:r>
+      <w:r>
+        <w:rPr>
+          <w:rFonts w:ascii="Calibri" w:hAnsi="Calibri" w:cs="Calibri" w:eastAsia="Calibri"/>
+          <w:b w:val="0"/>
+          <w:i w:val="0"/>
+          <w:color w:val="1F2933"/>
+          <w:sz w:val="22"/>
+        </w:rPr>
+        <w:t xml:space="preserve"> returns </w:t>
+      </w:r>
+      <w:r>
+        <w:rPr>
+          <w:rFonts w:ascii="Consolas" w:hAnsi="Consolas" w:cs="Consolas" w:eastAsia="Consolas"/>
+          <w:b w:val="0"/>
+          <w:i w:val="0"/>
+          <w:color w:val="2E4B73"/>
+          <w:sz w:val="19"/>
+        </w:rPr>
+        <w:t>records</w:t>
+      </w:r>
+      <w:r>
+        <w:rPr>
+          <w:rFonts w:ascii="Calibri" w:hAnsi="Calibri" w:cs="Calibri" w:eastAsia="Calibri"/>
+          <w:b w:val="0"/>
+          <w:i w:val="0"/>
+          <w:color w:val="1F2933"/>
+          <w:sz w:val="22"/>
+        </w:rPr>
+        <w:t xml:space="preserve">: one row per bus per stop with </w:t>
+      </w:r>
+      <w:r>
+        <w:rPr>
+          <w:rFonts w:ascii="Consolas" w:hAnsi="Consolas" w:cs="Consolas" w:eastAsia="Consolas"/>
+          <w:b w:val="0"/>
+          <w:i w:val="0"/>
+          <w:color w:val="2E4B73"/>
+          <w:sz w:val="19"/>
+        </w:rPr>
+        <w:t>bus</w:t>
+      </w:r>
+      <w:r>
+        <w:rPr>
+          <w:rFonts w:ascii="Calibri" w:hAnsi="Calibri" w:cs="Calibri" w:eastAsia="Calibri"/>
+          <w:b w:val="0"/>
+          <w:i w:val="0"/>
+          <w:color w:val="1F2933"/>
+          <w:sz w:val="22"/>
+        </w:rPr>
+        <w:t xml:space="preserve">, </w:t>
+      </w:r>
+      <w:r>
+        <w:rPr>
+          <w:rFonts w:ascii="Consolas" w:hAnsi="Consolas" w:cs="Consolas" w:eastAsia="Consolas"/>
+          <w:b w:val="0"/>
+          <w:i w:val="0"/>
+          <w:color w:val="2E4B73"/>
+          <w:sz w:val="19"/>
+        </w:rPr>
+        <w:t>stop</w:t>
+      </w:r>
+      <w:r>
+        <w:rPr>
+          <w:rFonts w:ascii="Calibri" w:hAnsi="Calibri" w:cs="Calibri" w:eastAsia="Calibri"/>
+          <w:b w:val="0"/>
+          <w:i w:val="0"/>
+          <w:color w:val="1F2933"/>
+          <w:sz w:val="22"/>
+        </w:rPr>
+        <w:t xml:space="preserve"> and </w:t>
+      </w:r>
+      <w:r>
+        <w:rPr>
+          <w:rFonts w:ascii="Consolas" w:hAnsi="Consolas" w:cs="Consolas" w:eastAsia="Consolas"/>
+          <w:b w:val="0"/>
+          <w:i w:val="0"/>
+          <w:color w:val="2E4B73"/>
+          <w:sz w:val="19"/>
+        </w:rPr>
+        <w:t>arrive_s</w:t>
+      </w:r>
+      <w:r>
+        <w:rPr>
+          <w:rFonts w:ascii="Calibri" w:hAnsi="Calibri" w:cs="Calibri" w:eastAsia="Calibri"/>
+          <w:b w:val="0"/>
+          <w:i w:val="0"/>
+          <w:color w:val="1F2933"/>
+          <w:sz w:val="22"/>
+        </w:rPr>
+        <w:t xml:space="preserve">. Plot time (x) against stop (y), one line per bus, NC on the left and EH on the right, and save it as </w:t>
+      </w:r>
+      <w:r>
+        <w:rPr>
+          <w:rFonts w:ascii="Consolas" w:hAnsi="Consolas" w:cs="Consolas" w:eastAsia="Consolas"/>
+          <w:b w:val="0"/>
+          <w:i w:val="0"/>
+          <w:color w:val="2E4B73"/>
+          <w:sz w:val="19"/>
+        </w:rPr>
+        <w:t>results/time_space.png</w:t>
+      </w:r>
+      <w:r>
+        <w:rPr>
+          <w:rFonts w:ascii="Calibri" w:hAnsi="Calibri" w:cs="Calibri" w:eastAsia="Calibri"/>
+          <w:b w:val="0"/>
+          <w:i w:val="0"/>
+          <w:color w:val="1F2933"/>
+          <w:sz w:val="22"/>
+        </w:rPr>
+        <w:t xml:space="preserve">. Mark where your disturbance starts. In </w:t>
+      </w:r>
+      <w:r>
+        <w:rPr>
+          <w:rFonts w:ascii="Consolas" w:hAnsi="Consolas" w:cs="Consolas" w:eastAsia="Consolas"/>
+          <w:b w:val="0"/>
+          <w:i w:val="0"/>
+          <w:color w:val="2E4B73"/>
+          <w:sz w:val="19"/>
+        </w:rPr>
+        <w:t>notes.md</w:t>
+      </w:r>
+      <w:r>
+        <w:rPr>
+          <w:rFonts w:ascii="Calibri" w:hAnsi="Calibri" w:cs="Calibri" w:eastAsia="Calibri"/>
+          <w:b w:val="0"/>
+          <w:i w:val="0"/>
+          <w:color w:val="1F2933"/>
+          <w:sz w:val="22"/>
+        </w:rPr>
+        <w:t>, explain in two sentences what the picture shows.</w:t>
+      </w:r>
+    </w:p>
+    <w:p>
+      <w:pPr>
         <w:pStyle w:val="Heading1"/>
         <w:spacing w:before="320" w:after="120"/>
       </w:pPr>
@@ -2707,6 +3004,26 @@
           <w:sz w:val="19"/>
         </w:rPr>
         <w:t>results/</w:t>
+      </w:r>
+      <w:r>
+        <w:rPr>
+          <w:rFonts w:ascii="Calibri" w:hAnsi="Calibri" w:cs="Calibri" w:eastAsia="Calibri"/>
+          <w:b w:val="0"/>
+          <w:i w:val="0"/>
+          <w:color w:val="1F2933"/>
+          <w:sz w:val="22"/>
+        </w:rPr>
+        <w:t xml:space="preserve"> with both CSVs and </w:t>
+      </w:r>
+      <w:r>
+        <w:rPr>
+          <w:rFonts w:ascii="Consolas" w:hAnsi="Consolas" w:cs="Consolas" w:eastAsia="Consolas"/>
+          <w:b w:val="0"/>
+          <w:i w:val="0"/>
+          <w:color w:val="2E4B73"/>
+          <w:sz w:val="19"/>
+        </w:rPr>
+        <w:t>time_space.png</w:t>
       </w:r>
       <w:r>
         <w:rPr>
